--- a/Generative-AI/course-materials/blackboard/docx/Generative_AI_Week14_Module_Guide.docx
+++ b/Generative-AI/course-materials/blackboard/docx/Generative_AI_Week14_Module_Guide.docx
@@ -1780,7 +1780,7 @@
           <w:b w:val="0"/>
           <w:i w:val="0"/>
         </w:rPr>
-        <w:t>Type: Discussion Board. Points: 50. Submit one initial post and two peer responses in the Week 14 Discussion item. Use Blackboard’s displayed due dates.</w:t>
+        <w:t>Type: Discussion Board. Points: 10. Submit one initial post and two peer responses in the Week 14 Discussion item. Use Blackboard’s displayed due dates.</w:t>
       </w:r>
     </w:p>
     <w:p>
@@ -2067,7 +2067,7 @@
                 <w:b w:val="0"/>
                 <w:i w:val="0"/>
               </w:rPr>
-              <w:t>15</w:t>
+              <w:t>3</w:t>
             </w:r>
           </w:p>
         </w:tc>
@@ -2129,7 +2129,7 @@
                 <w:b w:val="0"/>
                 <w:i w:val="0"/>
               </w:rPr>
-              <w:t>15</w:t>
+              <w:t>3</w:t>
             </w:r>
           </w:p>
         </w:tc>
@@ -2191,7 +2191,7 @@
                 <w:b w:val="0"/>
                 <w:i w:val="0"/>
               </w:rPr>
-              <w:t>10</w:t>
+              <w:t>2</w:t>
             </w:r>
           </w:p>
         </w:tc>
@@ -2253,7 +2253,7 @@
                 <w:b w:val="0"/>
                 <w:i w:val="0"/>
               </w:rPr>
-              <w:t>10</w:t>
+              <w:t>2</w:t>
             </w:r>
           </w:p>
         </w:tc>
@@ -2308,7 +2308,7 @@
                 <w:b w:val="0"/>
                 <w:i w:val="0"/>
               </w:rPr>
-              <w:t>50</w:t>
+              <w:t>10</w:t>
             </w:r>
           </w:p>
         </w:tc>
@@ -2352,7 +2352,7 @@
           <w:b w:val="0"/>
           <w:i w:val="0"/>
         </w:rPr>
-        <w:t>Type: Applied analysis. Points: 75. Submit one PDF or DOCX to Week 14 Assignment 2. Aim for 600–800 words of analysis plus the requested matrix, diagram, prompts, or evidence appendix; these artifacts are not included in the word guide.</w:t>
+        <w:t>Type: Applied analysis. Points: 25. Submit one PDF or DOCX to Week 14 Assignment 2. Aim for 600–800 words of analysis plus the requested matrix, diagram, prompts, or evidence appendix; these artifacts are not included in the word guide.</w:t>
       </w:r>
     </w:p>
     <w:p>
@@ -2638,7 +2638,7 @@
                 <w:b w:val="0"/>
                 <w:i w:val="0"/>
               </w:rPr>
-              <w:t>15</w:t>
+              <w:t>5</w:t>
             </w:r>
           </w:p>
         </w:tc>
@@ -2700,7 +2700,7 @@
                 <w:b w:val="0"/>
                 <w:i w:val="0"/>
               </w:rPr>
-              <w:t>25</w:t>
+              <w:t>8</w:t>
             </w:r>
           </w:p>
         </w:tc>
@@ -2762,7 +2762,7 @@
                 <w:b w:val="0"/>
                 <w:i w:val="0"/>
               </w:rPr>
-              <w:t>15</w:t>
+              <w:t>5</w:t>
             </w:r>
           </w:p>
         </w:tc>
@@ -2824,7 +2824,7 @@
                 <w:b w:val="0"/>
                 <w:i w:val="0"/>
               </w:rPr>
-              <w:t>15</w:t>
+              <w:t>5</w:t>
             </w:r>
           </w:p>
         </w:tc>
@@ -2886,7 +2886,7 @@
                 <w:b w:val="0"/>
                 <w:i w:val="0"/>
               </w:rPr>
-              <w:t>5</w:t>
+              <w:t>2</w:t>
             </w:r>
           </w:p>
         </w:tc>
@@ -2941,7 +2941,7 @@
                 <w:b w:val="0"/>
                 <w:i w:val="0"/>
               </w:rPr>
-              <w:t>75</w:t>
+              <w:t>25</w:t>
             </w:r>
           </w:p>
         </w:tc>
@@ -2975,7 +2975,7 @@
           <w:b w:val="0"/>
           <w:i w:val="0"/>
         </w:rPr>
-        <w:t>Type: Project portfolio milestone. Points: 50. Submit a PDF or DOCX to Week 14 Project Milestone. Preserve the author’s required elements below and retain an editable copy for Week 16.</w:t>
+        <w:t>Type: Project portfolio milestone. Points: 15. Submit a PDF or DOCX to Week 14 Project Milestone. Preserve the author’s required elements below and retain an editable copy for Week 16.</w:t>
       </w:r>
     </w:p>
     <w:p>
@@ -3313,7 +3313,7 @@
                 <w:b w:val="0"/>
                 <w:i w:val="0"/>
               </w:rPr>
-              <w:t>15</w:t>
+              <w:t>4</w:t>
             </w:r>
           </w:p>
         </w:tc>
@@ -3375,7 +3375,7 @@
                 <w:b w:val="0"/>
                 <w:i w:val="0"/>
               </w:rPr>
-              <w:t>10</w:t>
+              <w:t>3</w:t>
             </w:r>
           </w:p>
         </w:tc>
@@ -3437,7 +3437,7 @@
                 <w:b w:val="0"/>
                 <w:i w:val="0"/>
               </w:rPr>
-              <w:t>15</w:t>
+              <w:t>5</w:t>
             </w:r>
           </w:p>
         </w:tc>
@@ -3499,7 +3499,7 @@
                 <w:b w:val="0"/>
                 <w:i w:val="0"/>
               </w:rPr>
-              <w:t>10</w:t>
+              <w:t>3</w:t>
             </w:r>
           </w:p>
         </w:tc>
@@ -3554,7 +3554,7 @@
                 <w:b w:val="0"/>
                 <w:i w:val="0"/>
               </w:rPr>
-              <w:t>50</w:t>
+              <w:t>15</w:t>
             </w:r>
           </w:p>
         </w:tc>
@@ -3766,7 +3766,7 @@
                 <w:b w:val="0"/>
                 <w:i w:val="0"/>
               </w:rPr>
-              <w:t>50</w:t>
+              <w:t>10</w:t>
             </w:r>
           </w:p>
         </w:tc>
@@ -3847,7 +3847,7 @@
                 <w:b w:val="0"/>
                 <w:i w:val="0"/>
               </w:rPr>
-              <w:t>75</w:t>
+              <w:t>25</w:t>
             </w:r>
           </w:p>
         </w:tc>
@@ -3928,7 +3928,7 @@
                 <w:b w:val="0"/>
                 <w:i w:val="0"/>
               </w:rPr>
-              <w:t>50</w:t>
+              <w:t>15</w:t>
             </w:r>
           </w:p>
         </w:tc>
@@ -3995,7 +3995,7 @@
                 <w:b w:val="0"/>
                 <w:i w:val="0"/>
               </w:rPr>
-              <w:t>175</w:t>
+              <w:t>50</w:t>
             </w:r>
           </w:p>
         </w:tc>
